--- a/docs/specifications/Airlines_Pipeline_Requirements_Specification.docx
+++ b/docs/specifications/Airlines_Pipeline_Requirements_Specification.docx
@@ -17,7 +17,7 @@
           <w:sz w:val="52"/>
           <w:szCs w:val="52"/>
         </w:rPr>
-        <w:t>ASG Airlines: End-to-End Data Engineering Case Study</w:t>
+        <w:t xml:space="preserve">ASG Airlines: End-to-End Data Engineering </w:t>
       </w:r>
     </w:p>
     <w:p>
@@ -44,7 +44,15 @@
         <w:jc w:val="both"/>
       </w:pPr>
       <w:r>
-        <w:t>Without a standardized and reliable data pipeline, the airline faces difficulties in calculating accurate flight durations, analyzing route-wise traffic, identifying delays and anomalies, and making data-driven operational decisions.</w:t>
+        <w:t xml:space="preserve">Without a standardized and reliable data pipeline, the airline faces difficulties in calculating accurate flight durations, </w:t>
+      </w:r>
+      <w:proofErr w:type="spellStart"/>
+      <w:r>
+        <w:t>analyzing</w:t>
+      </w:r>
+      <w:proofErr w:type="spellEnd"/>
+      <w:r>
+        <w:t xml:space="preserve"> route-wise traffic, identifying delays and anomalies, and making data-driven operational decisions.</w:t>
       </w:r>
     </w:p>
     <w:p>
@@ -93,8 +101,13 @@
         <w:spacing w:after="120"/>
         <w:jc w:val="both"/>
       </w:pPr>
-      <w:r>
-        <w:t>flight_id – Flight identifier (may contain corrupted or malformed values)</w:t>
+      <w:proofErr w:type="spellStart"/>
+      <w:r>
+        <w:t>flight_id</w:t>
+      </w:r>
+      <w:proofErr w:type="spellEnd"/>
+      <w:r>
+        <w:t xml:space="preserve"> – Flight identifier (may contain corrupted or malformed values)</w:t>
       </w:r>
     </w:p>
     <w:p>
@@ -149,22 +162,32 @@
         <w:spacing w:after="120"/>
         <w:jc w:val="both"/>
       </w:pPr>
-      <w:r>
-        <w:t>departure_time – Flight departure time</w:t>
-      </w:r>
-    </w:p>
-    <w:p>
-      <w:pPr>
-        <w:pStyle w:val="ListParagraph"/>
-        <w:numPr>
-          <w:ilvl w:val="0"/>
-          <w:numId w:val="2"/>
-        </w:numPr>
-        <w:spacing w:after="120"/>
-        <w:jc w:val="both"/>
-      </w:pPr>
-      <w:r>
-        <w:t>arrival_time – Flight arrival time</w:t>
+      <w:proofErr w:type="spellStart"/>
+      <w:r>
+        <w:t>departure_time</w:t>
+      </w:r>
+      <w:proofErr w:type="spellEnd"/>
+      <w:r>
+        <w:t xml:space="preserve"> – Flight departure time</w:t>
+      </w:r>
+    </w:p>
+    <w:p>
+      <w:pPr>
+        <w:pStyle w:val="ListParagraph"/>
+        <w:numPr>
+          <w:ilvl w:val="0"/>
+          <w:numId w:val="2"/>
+        </w:numPr>
+        <w:spacing w:after="120"/>
+        <w:jc w:val="both"/>
+      </w:pPr>
+      <w:proofErr w:type="spellStart"/>
+      <w:r>
+        <w:t>arrival_time</w:t>
+      </w:r>
+      <w:proofErr w:type="spellEnd"/>
+      <w:r>
+        <w:t xml:space="preserve"> – Flight arrival time</w:t>
       </w:r>
     </w:p>
     <w:p>
@@ -258,16 +281,16 @@
         <w:spacing w:before="240" w:after="120"/>
       </w:pPr>
       <w:r>
+        <w:t>2. Data Transformation and Cleaning</w:t>
+      </w:r>
+    </w:p>
+    <w:p>
+      <w:pPr>
+        <w:spacing w:after="200"/>
+        <w:jc w:val="both"/>
+      </w:pPr>
+      <w:r>
         <w:lastRenderedPageBreak/>
-        <w:t>2. Data Transformation and Cleaning</w:t>
-      </w:r>
-    </w:p>
-    <w:p>
-      <w:pPr>
-        <w:spacing w:after="200"/>
-        <w:jc w:val="both"/>
-      </w:pPr>
-      <w:r>
         <w:t>The raw flight dataset requires several preprocessing and transformation steps before it can be used for analytics and reporting.</w:t>
       </w:r>
     </w:p>
@@ -504,7 +527,15 @@
         <w:t xml:space="preserve">The use of Azure Cloud is recommended but not mandatory. </w:t>
       </w:r>
       <w:r>
-        <w:t>You may implement the full pipeline locally if Azure trial or resources are unavailable. (Preferred would be using Azure Cloud services)</w:t>
+        <w:t xml:space="preserve">You may implement the full pipeline locally if Azure trial or resources are unavailable. (Preferred </w:t>
+      </w:r>
+      <w:proofErr w:type="gramStart"/>
+      <w:r>
+        <w:t>would be</w:t>
+      </w:r>
+      <w:proofErr w:type="gramEnd"/>
+      <w:r>
+        <w:t xml:space="preserve"> using Azure Cloud services)</w:t>
       </w:r>
     </w:p>
     <w:p>
@@ -571,7 +602,15 @@
         <w:jc w:val="both"/>
       </w:pPr>
       <w:r>
-        <w:t>A Power BI report/dashboard (.pbix and screenshot) with meaningful KPIs and interactive visuals.</w:t>
+        <w:t>A Power BI report/dashboard (.</w:t>
+      </w:r>
+      <w:proofErr w:type="spellStart"/>
+      <w:r>
+        <w:t>pbix</w:t>
+      </w:r>
+      <w:proofErr w:type="spellEnd"/>
+      <w:r>
+        <w:t xml:space="preserve"> and screenshot) with meaningful KPIs and interactive visuals.</w:t>
       </w:r>
     </w:p>
     <w:p>
@@ -599,7 +638,6 @@
         <w:jc w:val="both"/>
       </w:pPr>
       <w:r>
-        <w:lastRenderedPageBreak/>
         <w:t>Detailed documentation (.docx) or notebook explaining the items below.</w:t>
       </w:r>
     </w:p>
@@ -609,6 +647,7 @@
         <w:spacing w:before="200" w:after="100"/>
       </w:pPr>
       <w:r>
+        <w:lastRenderedPageBreak/>
         <w:t>1. Code Implementation</w:t>
       </w:r>
     </w:p>
@@ -661,7 +700,15 @@
         <w:spacing w:after="120"/>
       </w:pPr>
       <w:r>
-        <w:t>Candidates may use tools/frameworks such as PySpark, SQL, Azure Data Factory, Databricks, Python, Fabric, or equivalent technologies.</w:t>
+        <w:t xml:space="preserve">Candidates may use tools/frameworks such as </w:t>
+      </w:r>
+      <w:proofErr w:type="spellStart"/>
+      <w:r>
+        <w:t>PySpark</w:t>
+      </w:r>
+      <w:proofErr w:type="spellEnd"/>
+      <w:r>
+        <w:t>, SQL, Azure Data Factory, Databricks, Python, Fabric, or equivalent technologies.</w:t>
       </w:r>
     </w:p>
     <w:p>
@@ -1004,26 +1051,17 @@
         <w:spacing w:after="200"/>
       </w:pPr>
       <w:r>
+        <w:tab/>
+      </w:r>
+    </w:p>
+    <w:p>
+      <w:pPr>
+        <w:spacing w:after="200"/>
+        <w:jc w:val="both"/>
+      </w:pPr>
+      <w:r>
         <w:lastRenderedPageBreak/>
-        <w:tab/>
-      </w:r>
-    </w:p>
-    <w:p>
-      <w:pPr>
-        <w:spacing w:after="200"/>
-        <w:jc w:val="both"/>
-      </w:pPr>
-      <w:r>
         <w:t>Remember, this project is an opportunity to showcase your skills, creativity, and problem-solving abilities. Candidates are expected to showcase their analytical, logical thinking, and deduction skills throughout this challenge. Your approach to the problem, as well as your ability to present and defend your findings, will be central to the evaluation process.  </w:t>
-      </w:r>
-    </w:p>
-    <w:p>
-      <w:pPr>
-        <w:spacing w:after="200"/>
-        <w:jc w:val="both"/>
-      </w:pPr>
-      <w:r>
-        <w:t>Please ensure the work is your original work. Any kind of plagiarism or taking help from others will have adverse consequences. Refrain from using ChatGPT, Gemini or any other AI tool, this will lead to immediate disqualification. We strictly do not tolerate any kind of malpractice or mis behaviour. </w:t>
       </w:r>
     </w:p>
     <w:p>
@@ -1052,8 +1090,17 @@
           <w:b/>
           <w:bCs/>
         </w:rPr>
-        <w:t>Team NeoStats</w:t>
-      </w:r>
+        <w:t xml:space="preserve">Team </w:t>
+      </w:r>
+      <w:proofErr w:type="spellStart"/>
+      <w:r>
+        <w:rPr>
+          <w:b/>
+          <w:bCs/>
+        </w:rPr>
+        <w:t>NeoStats</w:t>
+      </w:r>
+      <w:proofErr w:type="spellEnd"/>
     </w:p>
     <w:p>
       <w:pPr>
@@ -1858,6 +1905,7 @@
   <w:style w:type="character" w:default="1" w:styleId="DefaultParagraphFont">
     <w:name w:val="Default Paragraph Font"/>
     <w:uiPriority w:val="1"/>
+    <w:semiHidden/>
     <w:unhideWhenUsed/>
   </w:style>
   <w:style w:type="table" w:default="1" w:styleId="TableNormal">
@@ -1985,10 +2033,10 @@
   <a:themeElements>
     <a:clrScheme name="Office">
       <a:dk1>
-        <a:sysClr val="windowText" lastClr="000000"/>
+        <a:sysClr val="windowText" lastClr="FFFFFF"/>
       </a:dk1>
       <a:lt1>
-        <a:sysClr val="window" lastClr="FFFFFF"/>
+        <a:sysClr val="window" lastClr="000000"/>
       </a:lt1>
       <a:dk2>
         <a:srgbClr val="0E2841"/>
